--- a/Reports/Project_Progress_and_Change_Log_Template.docx
+++ b/Reports/Project_Progress_and_Change_Log_Template.docx
@@ -222,15 +222,7 @@
           </w:tcPr>
           <w:p>
             <w:r>
-              <w:t xml:space="preserve">Use SUMO to simulate traffic scenarios, Python and </w:t>
-            </w:r>
-            <w:proofErr w:type="spellStart"/>
-            <w:r>
-              <w:t>TraCI</w:t>
-            </w:r>
-            <w:proofErr w:type="spellEnd"/>
-            <w:r>
-              <w:t xml:space="preserve"> for data collection and simulation control, Federated Learning for local model training, and Rust for decentralized communication between traffic nodes.</w:t>
+              <w:t>Use SUMO to simulate traffic scenarios, Python and TraCI for data collection and simulation control, Federated Learning for local model training, and Rust for decentralized communication between traffic nodes.</w:t>
             </w:r>
           </w:p>
         </w:tc>
@@ -454,7 +446,11 @@
             </w:tcMar>
             <w:vAlign w:val="center"/>
           </w:tcPr>
-          <w:p/>
+          <w:p>
+            <w:r>
+              <w:t>Setup development environment and build SUMO traffic simulation framework. Create road network, routes, traffic signals, and traffic scenarios</w:t>
+            </w:r>
+          </w:p>
         </w:tc>
         <w:tc>
           <w:tcPr>
@@ -467,7 +463,11 @@
             </w:tcMar>
             <w:vAlign w:val="center"/>
           </w:tcPr>
-          <w:p/>
+          <w:p>
+            <w:r>
+              <w:t>Installed SUMO, Python, Rust, and required libraries. Designed traffic network topology and configured simulation scenarios including normal, congestion, emergency, bus-priority, and mixed traffic conditions. Successfully executed sample SUMO simulations and verified traffic movement.</w:t>
+            </w:r>
+          </w:p>
         </w:tc>
         <w:tc>
           <w:tcPr>
@@ -482,7 +482,7 @@
           </w:tcPr>
           <w:p>
             <w:r>
-              <w:t>[Completed / In progress / Revised]</w:t>
+              <w:t>Completed</w:t>
             </w:r>
           </w:p>
         </w:tc>
@@ -569,6 +569,7 @@
           </w:tcPr>
           <w:p>
             <w:r>
+              <w:lastRenderedPageBreak/>
               <w:t>Weeks 5-6</w:t>
             </w:r>
           </w:p>
@@ -773,7 +774,6 @@
           <w:color w:val="1F4E79"/>
           <w:sz w:val="28"/>
         </w:rPr>
-        <w:lastRenderedPageBreak/>
         <w:t>Detailed Progress Entries</w:t>
       </w:r>
     </w:p>
@@ -863,6 +863,41 @@
             </w:r>
           </w:p>
           <w:p>
+            <w:pPr>
+              <w:numPr>
+                <w:ilvl w:val="0"/>
+                <w:numId w:val="12"/>
+              </w:numPr>
+              <w:spacing w:after="160" w:line="278" w:lineRule="auto"/>
+            </w:pPr>
+            <w:r>
+              <w:t xml:space="preserve">Review relevant literature on Federated Learning, decentralized communication, and intelligent transportation systems. </w:t>
+            </w:r>
+          </w:p>
+          <w:p>
+            <w:pPr>
+              <w:numPr>
+                <w:ilvl w:val="0"/>
+                <w:numId w:val="12"/>
+              </w:numPr>
+              <w:spacing w:after="160" w:line="278" w:lineRule="auto"/>
+              <w:rPr>
+                <w:b/>
+                <w:bCs/>
+              </w:rPr>
+            </w:pPr>
+            <w:r>
+              <w:t>Explore SUMO simulation capabilities and understand how traffic data can be generated and collected</w:t>
+            </w:r>
+            <w:r>
+              <w:rPr>
+                <w:b/>
+                <w:bCs/>
+              </w:rPr>
+              <w:t>.</w:t>
+            </w:r>
+          </w:p>
+          <w:p>
             <w:r>
               <w:t>.</w:t>
             </w:r>
@@ -926,15 +961,7 @@
               <w:spacing w:after="160" w:line="278" w:lineRule="auto"/>
             </w:pPr>
             <w:r>
-              <w:t>Reviewed the proposed project architecture and identified the interactions between SUMO, Python-</w:t>
-            </w:r>
-            <w:proofErr w:type="spellStart"/>
-            <w:r>
-              <w:t>TraCI</w:t>
-            </w:r>
-            <w:proofErr w:type="spellEnd"/>
-            <w:r>
-              <w:t xml:space="preserve">, Federated Learning, and Rust-based communication components. </w:t>
+              <w:t xml:space="preserve">Reviewed the proposed project architecture and identified the interactions between SUMO, Python-TraCI, Federated Learning, and Rust-based communication components. </w:t>
             </w:r>
           </w:p>
           <w:p>
@@ -947,6 +974,51 @@
             </w:pPr>
             <w:r>
               <w:t xml:space="preserve">Conducted a literature review of key research papers related to Federated Learning and cooperative intelligent transportation systems. </w:t>
+            </w:r>
+          </w:p>
+          <w:p>
+            <w:pPr>
+              <w:numPr>
+                <w:ilvl w:val="0"/>
+                <w:numId w:val="13"/>
+              </w:numPr>
+              <w:spacing w:after="160" w:line="278" w:lineRule="auto"/>
+            </w:pPr>
+            <w:r>
+              <w:t xml:space="preserve">Executed multiple sample SUMO simulations to understand network definitions, routes, traffic signals, and vehicle behavior. </w:t>
+            </w:r>
+          </w:p>
+          <w:p>
+            <w:pPr>
+              <w:numPr>
+                <w:ilvl w:val="0"/>
+                <w:numId w:val="13"/>
+              </w:numPr>
+              <w:spacing w:after="160" w:line="278" w:lineRule="auto"/>
+            </w:pPr>
+            <w:r>
+              <w:t xml:space="preserve">Explored the structure of SUMO configuration files and analyzed how traffic scenarios are modeled. </w:t>
+            </w:r>
+          </w:p>
+          <w:p>
+            <w:pPr>
+              <w:numPr>
+                <w:ilvl w:val="0"/>
+                <w:numId w:val="13"/>
+              </w:numPr>
+              <w:spacing w:after="160" w:line="278" w:lineRule="auto"/>
+            </w:pPr>
+            <w:r>
+              <w:t xml:space="preserve">Completed the building of </w:t>
+            </w:r>
+            <w:r>
+              <w:t xml:space="preserve">different </w:t>
+            </w:r>
+            <w:r>
+              <w:t>traffic s</w:t>
+            </w:r>
+            <w:r>
+              <w:t>cenarios</w:t>
             </w:r>
           </w:p>
           <w:p/>
@@ -973,6 +1045,7 @@
               <w:rPr>
                 <w:b/>
               </w:rPr>
+              <w:lastRenderedPageBreak/>
               <w:t>Key outputs produced</w:t>
             </w:r>
           </w:p>
@@ -1024,7 +1097,30 @@
               <w:t xml:space="preserve">Literature review notes and reference list. </w:t>
             </w:r>
           </w:p>
-          <w:p/>
+          <w:p>
+            <w:pPr>
+              <w:numPr>
+                <w:ilvl w:val="0"/>
+                <w:numId w:val="14"/>
+              </w:numPr>
+              <w:spacing w:after="160" w:line="278" w:lineRule="auto"/>
+            </w:pPr>
+            <w:r>
+              <w:t xml:space="preserve">SUMO simulation exploration report. </w:t>
+            </w:r>
+          </w:p>
+          <w:p>
+            <w:pPr>
+              <w:numPr>
+                <w:ilvl w:val="0"/>
+                <w:numId w:val="14"/>
+              </w:numPr>
+              <w:spacing w:after="160" w:line="278" w:lineRule="auto"/>
+            </w:pPr>
+            <w:r>
+              <w:t xml:space="preserve">Preliminary implementation roadmap. </w:t>
+            </w:r>
+          </w:p>
         </w:tc>
       </w:tr>
       <w:tr>
@@ -1072,15 +1168,19 @@
               <w:spacing w:after="160" w:line="278" w:lineRule="auto"/>
             </w:pPr>
             <w:r>
-              <w:t xml:space="preserve">Required additional time to understand the interaction between multiple technologies including SUMO, </w:t>
+              <w:t xml:space="preserve">Required additional time to understand the interaction between multiple technologies including SUMO, TraCI, Federated Learning, and Rust. </w:t>
             </w:r>
-            <w:proofErr w:type="spellStart"/>
+          </w:p>
+          <w:p>
+            <w:pPr>
+              <w:numPr>
+                <w:ilvl w:val="0"/>
+                <w:numId w:val="15"/>
+              </w:numPr>
+              <w:spacing w:after="160" w:line="278" w:lineRule="auto"/>
+            </w:pPr>
             <w:r>
-              <w:t>TraCI</w:t>
-            </w:r>
-            <w:proofErr w:type="spellEnd"/>
-            <w:r>
-              <w:t xml:space="preserve">, Federated Learning, and Rust. </w:t>
+              <w:t xml:space="preserve">Faced a learning curve while understanding SUMO configuration files and traffic network definitions. </w:t>
             </w:r>
           </w:p>
           <w:p/>
@@ -1208,7 +1308,41 @@
             </w:tcMar>
             <w:vAlign w:val="center"/>
           </w:tcPr>
-          <w:p/>
+          <w:p>
+            <w:pPr>
+              <w:numPr>
+                <w:ilvl w:val="0"/>
+                <w:numId w:val="16"/>
+              </w:numPr>
+              <w:spacing w:after="160" w:line="278" w:lineRule="auto"/>
+            </w:pPr>
+            <w:r>
+              <w:t xml:space="preserve">Establish a working connection between SUMO and Python using TraCI. </w:t>
+            </w:r>
+          </w:p>
+          <w:p>
+            <w:pPr>
+              <w:numPr>
+                <w:ilvl w:val="0"/>
+                <w:numId w:val="16"/>
+              </w:numPr>
+              <w:spacing w:after="160" w:line="278" w:lineRule="auto"/>
+              <w:rPr>
+                <w:b/>
+                <w:bCs/>
+              </w:rPr>
+            </w:pPr>
+            <w:r>
+              <w:t>Begin traffic metric extraction and dataset generation.</w:t>
+            </w:r>
+            <w:r>
+              <w:rPr>
+                <w:b/>
+                <w:bCs/>
+              </w:rPr>
+              <w:t xml:space="preserve"> </w:t>
+            </w:r>
+          </w:p>
         </w:tc>
       </w:tr>
     </w:tbl>
@@ -1353,7 +1487,6 @@
               <w:rPr>
                 <w:b/>
               </w:rPr>
-              <w:lastRenderedPageBreak/>
               <w:t>Key outputs produced</w:t>
             </w:r>
           </w:p>
@@ -1639,6 +1772,7 @@
               <w:rPr>
                 <w:b/>
               </w:rPr>
+              <w:lastRenderedPageBreak/>
               <w:t>Work completed</w:t>
             </w:r>
           </w:p>
@@ -2347,7 +2481,6 @@
               <w:rPr>
                 <w:b/>
               </w:rPr>
-              <w:lastRenderedPageBreak/>
               <w:t>Key outputs produced</w:t>
             </w:r>
           </w:p>
@@ -3368,6 +3501,155 @@
     </w:lvl>
   </w:abstractNum>
   <w:abstractNum w:abstractNumId="14" w15:restartNumberingAfterBreak="0">
+    <w:nsid w:val="6F294812"/>
+    <w:multiLevelType w:val="multilevel"/>
+    <w:tmpl w:val="414681A2"/>
+    <w:lvl w:ilvl="0">
+      <w:start w:val="1"/>
+      <w:numFmt w:val="bullet"/>
+      <w:lvlText w:val=""/>
+      <w:lvlJc w:val="left"/>
+      <w:pPr>
+        <w:tabs>
+          <w:tab w:val="num" w:pos="720"/>
+        </w:tabs>
+        <w:ind w:left="720" w:hanging="360"/>
+      </w:pPr>
+      <w:rPr>
+        <w:rFonts w:ascii="Symbol" w:hAnsi="Symbol" w:hint="default"/>
+        <w:sz w:val="20"/>
+      </w:rPr>
+    </w:lvl>
+    <w:lvl w:ilvl="1" w:tentative="1">
+      <w:start w:val="1"/>
+      <w:numFmt w:val="bullet"/>
+      <w:lvlText w:val="o"/>
+      <w:lvlJc w:val="left"/>
+      <w:pPr>
+        <w:tabs>
+          <w:tab w:val="num" w:pos="1440"/>
+        </w:tabs>
+        <w:ind w:left="1440" w:hanging="360"/>
+      </w:pPr>
+      <w:rPr>
+        <w:rFonts w:ascii="Courier New" w:hAnsi="Courier New" w:hint="default"/>
+        <w:sz w:val="20"/>
+      </w:rPr>
+    </w:lvl>
+    <w:lvl w:ilvl="2" w:tentative="1">
+      <w:start w:val="1"/>
+      <w:numFmt w:val="bullet"/>
+      <w:lvlText w:val=""/>
+      <w:lvlJc w:val="left"/>
+      <w:pPr>
+        <w:tabs>
+          <w:tab w:val="num" w:pos="2160"/>
+        </w:tabs>
+        <w:ind w:left="2160" w:hanging="360"/>
+      </w:pPr>
+      <w:rPr>
+        <w:rFonts w:ascii="Wingdings" w:hAnsi="Wingdings" w:hint="default"/>
+        <w:sz w:val="20"/>
+      </w:rPr>
+    </w:lvl>
+    <w:lvl w:ilvl="3" w:tentative="1">
+      <w:start w:val="1"/>
+      <w:numFmt w:val="bullet"/>
+      <w:lvlText w:val=""/>
+      <w:lvlJc w:val="left"/>
+      <w:pPr>
+        <w:tabs>
+          <w:tab w:val="num" w:pos="2880"/>
+        </w:tabs>
+        <w:ind w:left="2880" w:hanging="360"/>
+      </w:pPr>
+      <w:rPr>
+        <w:rFonts w:ascii="Wingdings" w:hAnsi="Wingdings" w:hint="default"/>
+        <w:sz w:val="20"/>
+      </w:rPr>
+    </w:lvl>
+    <w:lvl w:ilvl="4" w:tentative="1">
+      <w:start w:val="1"/>
+      <w:numFmt w:val="bullet"/>
+      <w:lvlText w:val=""/>
+      <w:lvlJc w:val="left"/>
+      <w:pPr>
+        <w:tabs>
+          <w:tab w:val="num" w:pos="3600"/>
+        </w:tabs>
+        <w:ind w:left="3600" w:hanging="360"/>
+      </w:pPr>
+      <w:rPr>
+        <w:rFonts w:ascii="Wingdings" w:hAnsi="Wingdings" w:hint="default"/>
+        <w:sz w:val="20"/>
+      </w:rPr>
+    </w:lvl>
+    <w:lvl w:ilvl="5" w:tentative="1">
+      <w:start w:val="1"/>
+      <w:numFmt w:val="bullet"/>
+      <w:lvlText w:val=""/>
+      <w:lvlJc w:val="left"/>
+      <w:pPr>
+        <w:tabs>
+          <w:tab w:val="num" w:pos="4320"/>
+        </w:tabs>
+        <w:ind w:left="4320" w:hanging="360"/>
+      </w:pPr>
+      <w:rPr>
+        <w:rFonts w:ascii="Wingdings" w:hAnsi="Wingdings" w:hint="default"/>
+        <w:sz w:val="20"/>
+      </w:rPr>
+    </w:lvl>
+    <w:lvl w:ilvl="6" w:tentative="1">
+      <w:start w:val="1"/>
+      <w:numFmt w:val="bullet"/>
+      <w:lvlText w:val=""/>
+      <w:lvlJc w:val="left"/>
+      <w:pPr>
+        <w:tabs>
+          <w:tab w:val="num" w:pos="5040"/>
+        </w:tabs>
+        <w:ind w:left="5040" w:hanging="360"/>
+      </w:pPr>
+      <w:rPr>
+        <w:rFonts w:ascii="Wingdings" w:hAnsi="Wingdings" w:hint="default"/>
+        <w:sz w:val="20"/>
+      </w:rPr>
+    </w:lvl>
+    <w:lvl w:ilvl="7" w:tentative="1">
+      <w:start w:val="1"/>
+      <w:numFmt w:val="bullet"/>
+      <w:lvlText w:val=""/>
+      <w:lvlJc w:val="left"/>
+      <w:pPr>
+        <w:tabs>
+          <w:tab w:val="num" w:pos="5760"/>
+        </w:tabs>
+        <w:ind w:left="5760" w:hanging="360"/>
+      </w:pPr>
+      <w:rPr>
+        <w:rFonts w:ascii="Wingdings" w:hAnsi="Wingdings" w:hint="default"/>
+        <w:sz w:val="20"/>
+      </w:rPr>
+    </w:lvl>
+    <w:lvl w:ilvl="8" w:tentative="1">
+      <w:start w:val="1"/>
+      <w:numFmt w:val="bullet"/>
+      <w:lvlText w:val=""/>
+      <w:lvlJc w:val="left"/>
+      <w:pPr>
+        <w:tabs>
+          <w:tab w:val="num" w:pos="6480"/>
+        </w:tabs>
+        <w:ind w:left="6480" w:hanging="360"/>
+      </w:pPr>
+      <w:rPr>
+        <w:rFonts w:ascii="Wingdings" w:hAnsi="Wingdings" w:hint="default"/>
+        <w:sz w:val="20"/>
+      </w:rPr>
+    </w:lvl>
+  </w:abstractNum>
+  <w:abstractNum w:abstractNumId="15" w15:restartNumberingAfterBreak="0">
     <w:nsid w:val="7BDE366D"/>
     <w:multiLevelType w:val="multilevel"/>
     <w:tmpl w:val="804EB430"/>
@@ -3550,7 +3832,7 @@
     <w:abstractNumId w:val="11"/>
   </w:num>
   <w:num w:numId="12" w16cid:durableId="90972999">
-    <w:abstractNumId w:val="14"/>
+    <w:abstractNumId w:val="15"/>
   </w:num>
   <w:num w:numId="13" w16cid:durableId="1404596615">
     <w:abstractNumId w:val="10"/>
@@ -3560,6 +3842,9 @@
   </w:num>
   <w:num w:numId="15" w16cid:durableId="23211953">
     <w:abstractNumId w:val="12"/>
+  </w:num>
+  <w:num w:numId="16" w16cid:durableId="1423725291">
+    <w:abstractNumId w:val="14"/>
   </w:num>
 </w:numbering>
 </file>

--- a/Reports/Project_Progress_and_Change_Log_Template.docx
+++ b/Reports/Project_Progress_and_Change_Log_Template.docx
@@ -519,7 +519,11 @@
             </w:tcMar>
             <w:vAlign w:val="center"/>
           </w:tcPr>
-          <w:p/>
+          <w:p>
+            <w:r>
+              <w:t>Integrate SUMO with Python using TraCI</w:t>
+            </w:r>
+          </w:p>
         </w:tc>
         <w:tc>
           <w:tcPr>
@@ -532,7 +536,18 @@
             </w:tcMar>
             <w:vAlign w:val="center"/>
           </w:tcPr>
-          <w:p/>
+          <w:p>
+            <w:r>
+              <w:t xml:space="preserve">Developed Python modules for simulation </w:t>
+            </w:r>
+            <w:r>
+              <w:lastRenderedPageBreak/>
+              <w:t>contro</w:t>
+            </w:r>
+            <w:r>
+              <w:t>l</w:t>
+            </w:r>
+          </w:p>
         </w:tc>
         <w:tc>
           <w:tcPr>
@@ -547,7 +562,8 @@
           </w:tcPr>
           <w:p>
             <w:r>
-              <w:t>[Completed / In progress / Revised]</w:t>
+              <w:lastRenderedPageBreak/>
+              <w:t>In Progress</w:t>
             </w:r>
           </w:p>
         </w:tc>
@@ -569,7 +585,6 @@
           </w:tcPr>
           <w:p>
             <w:r>
-              <w:lastRenderedPageBreak/>
               <w:t>Weeks 5-6</w:t>
             </w:r>
           </w:p>
@@ -1009,6 +1024,7 @@
               <w:spacing w:after="160" w:line="278" w:lineRule="auto"/>
             </w:pPr>
             <w:r>
+              <w:lastRenderedPageBreak/>
               <w:t xml:space="preserve">Completed the building of </w:t>
             </w:r>
             <w:r>
@@ -1417,10 +1433,42 @@
             <w:vAlign w:val="center"/>
           </w:tcPr>
           <w:p>
+            <w:pPr>
+              <w:numPr>
+                <w:ilvl w:val="0"/>
+                <w:numId w:val="17"/>
+              </w:numPr>
+              <w:spacing w:after="160" w:line="278" w:lineRule="auto"/>
+            </w:pPr>
             <w:r>
-              <w:t>[Insert concise notes here]</w:t>
+              <w:t xml:space="preserve">Integrate SUMO with Python through TraCI. </w:t>
             </w:r>
           </w:p>
+          <w:p>
+            <w:pPr>
+              <w:numPr>
+                <w:ilvl w:val="0"/>
+                <w:numId w:val="17"/>
+              </w:numPr>
+              <w:spacing w:after="160" w:line="278" w:lineRule="auto"/>
+            </w:pPr>
+            <w:r>
+              <w:t xml:space="preserve">Design and execute traffic simulation scenarios. </w:t>
+            </w:r>
+          </w:p>
+          <w:p>
+            <w:pPr>
+              <w:numPr>
+                <w:ilvl w:val="0"/>
+                <w:numId w:val="17"/>
+              </w:numPr>
+              <w:spacing w:after="160" w:line="278" w:lineRule="auto"/>
+            </w:pPr>
+            <w:r>
+              <w:t xml:space="preserve">Develop a traffic data collection pipeline. </w:t>
+            </w:r>
+          </w:p>
+          <w:p/>
         </w:tc>
       </w:tr>
       <w:tr>
@@ -1460,10 +1508,40 @@
             <w:vAlign w:val="center"/>
           </w:tcPr>
           <w:p>
+            <w:pPr>
+              <w:numPr>
+                <w:ilvl w:val="0"/>
+                <w:numId w:val="18"/>
+              </w:numPr>
+              <w:spacing w:after="160" w:line="278" w:lineRule="auto"/>
+            </w:pPr>
             <w:r>
-              <w:t>[Insert concise notes here]</w:t>
+              <w:t>Successfully established communication between</w:t>
+            </w:r>
+            <w:r>
+              <w:rPr>
+                <w:b/>
+                <w:bCs/>
+              </w:rPr>
+              <w:t xml:space="preserve"> </w:t>
+            </w:r>
+            <w:r>
+              <w:t xml:space="preserve">SUMO and Python using TraCI. </w:t>
             </w:r>
           </w:p>
+          <w:p>
+            <w:pPr>
+              <w:numPr>
+                <w:ilvl w:val="0"/>
+                <w:numId w:val="18"/>
+              </w:numPr>
+              <w:spacing w:after="160" w:line="278" w:lineRule="auto"/>
+            </w:pPr>
+            <w:r>
+              <w:t xml:space="preserve">Implemented scripts to collect traffic metrics including vehicle count, queue length, waiting time, and average speed. </w:t>
+            </w:r>
+          </w:p>
+          <w:p/>
         </w:tc>
       </w:tr>
       <w:tr>
@@ -1487,6 +1565,7 @@
               <w:rPr>
                 <w:b/>
               </w:rPr>
+              <w:lastRenderedPageBreak/>
               <w:t>Key outputs produced</w:t>
             </w:r>
           </w:p>
@@ -1504,7 +1583,7 @@
           </w:tcPr>
           <w:p>
             <w:r>
-              <w:t>[Insert concise notes here]</w:t>
+              <w:t>Functional SUMO-TraCI integration</w:t>
             </w:r>
           </w:p>
         </w:tc>
@@ -1546,10 +1625,18 @@
             <w:vAlign w:val="center"/>
           </w:tcPr>
           <w:p>
+            <w:pPr>
+              <w:numPr>
+                <w:ilvl w:val="0"/>
+                <w:numId w:val="19"/>
+              </w:numPr>
+              <w:spacing w:after="160" w:line="278" w:lineRule="auto"/>
+            </w:pPr>
             <w:r>
-              <w:t>[Insert concise notes here]</w:t>
+              <w:t xml:space="preserve">Initial synchronization challenges between SUMO simulation steps and Python-based data collection scripts. </w:t>
             </w:r>
           </w:p>
+          <w:p/>
         </w:tc>
       </w:tr>
       <w:tr>
@@ -1590,7 +1677,7 @@
           </w:tcPr>
           <w:p>
             <w:r>
-              <w:t>[Insert concise notes here]</w:t>
+              <w:t>NA</w:t>
             </w:r>
           </w:p>
         </w:tc>
@@ -1675,10 +1762,42 @@
             <w:vAlign w:val="center"/>
           </w:tcPr>
           <w:p>
+            <w:pPr>
+              <w:numPr>
+                <w:ilvl w:val="0"/>
+                <w:numId w:val="20"/>
+              </w:numPr>
+              <w:spacing w:after="160" w:line="278" w:lineRule="auto"/>
+            </w:pPr>
             <w:r>
-              <w:t>[Insert concise notes here]</w:t>
+              <w:t xml:space="preserve">Traffic metric collection scripts. </w:t>
             </w:r>
           </w:p>
+          <w:p>
+            <w:pPr>
+              <w:numPr>
+                <w:ilvl w:val="0"/>
+                <w:numId w:val="20"/>
+              </w:numPr>
+              <w:spacing w:after="160" w:line="278" w:lineRule="auto"/>
+            </w:pPr>
+            <w:r>
+              <w:t xml:space="preserve">Traffic datasets generated from simulation runs. </w:t>
+            </w:r>
+          </w:p>
+          <w:p>
+            <w:pPr>
+              <w:numPr>
+                <w:ilvl w:val="0"/>
+                <w:numId w:val="20"/>
+              </w:numPr>
+              <w:spacing w:after="160" w:line="278" w:lineRule="auto"/>
+            </w:pPr>
+            <w:r>
+              <w:t xml:space="preserve">Scenario configuration files. </w:t>
+            </w:r>
+          </w:p>
+          <w:p/>
         </w:tc>
       </w:tr>
     </w:tbl>
@@ -1772,7 +1891,6 @@
               <w:rPr>
                 <w:b/>
               </w:rPr>
-              <w:lastRenderedPageBreak/>
               <w:t>Work completed</w:t>
             </w:r>
           </w:p>
@@ -2317,6 +2435,7 @@
               <w:rPr>
                 <w:b/>
               </w:rPr>
+              <w:lastRenderedPageBreak/>
               <w:t>Next steps</w:t>
             </w:r>
           </w:p>
@@ -2870,6 +2989,155 @@
     </w:lvl>
   </w:abstractNum>
   <w:abstractNum w:abstractNumId="9" w15:restartNumberingAfterBreak="0">
+    <w:nsid w:val="10D152B0"/>
+    <w:multiLevelType w:val="multilevel"/>
+    <w:tmpl w:val="03F050BE"/>
+    <w:lvl w:ilvl="0">
+      <w:start w:val="1"/>
+      <w:numFmt w:val="bullet"/>
+      <w:lvlText w:val=""/>
+      <w:lvlJc w:val="left"/>
+      <w:pPr>
+        <w:tabs>
+          <w:tab w:val="num" w:pos="720"/>
+        </w:tabs>
+        <w:ind w:left="720" w:hanging="360"/>
+      </w:pPr>
+      <w:rPr>
+        <w:rFonts w:ascii="Symbol" w:hAnsi="Symbol" w:hint="default"/>
+        <w:sz w:val="20"/>
+      </w:rPr>
+    </w:lvl>
+    <w:lvl w:ilvl="1" w:tentative="1">
+      <w:start w:val="1"/>
+      <w:numFmt w:val="bullet"/>
+      <w:lvlText w:val="o"/>
+      <w:lvlJc w:val="left"/>
+      <w:pPr>
+        <w:tabs>
+          <w:tab w:val="num" w:pos="1440"/>
+        </w:tabs>
+        <w:ind w:left="1440" w:hanging="360"/>
+      </w:pPr>
+      <w:rPr>
+        <w:rFonts w:ascii="Courier New" w:hAnsi="Courier New" w:hint="default"/>
+        <w:sz w:val="20"/>
+      </w:rPr>
+    </w:lvl>
+    <w:lvl w:ilvl="2" w:tentative="1">
+      <w:start w:val="1"/>
+      <w:numFmt w:val="bullet"/>
+      <w:lvlText w:val=""/>
+      <w:lvlJc w:val="left"/>
+      <w:pPr>
+        <w:tabs>
+          <w:tab w:val="num" w:pos="2160"/>
+        </w:tabs>
+        <w:ind w:left="2160" w:hanging="360"/>
+      </w:pPr>
+      <w:rPr>
+        <w:rFonts w:ascii="Wingdings" w:hAnsi="Wingdings" w:hint="default"/>
+        <w:sz w:val="20"/>
+      </w:rPr>
+    </w:lvl>
+    <w:lvl w:ilvl="3" w:tentative="1">
+      <w:start w:val="1"/>
+      <w:numFmt w:val="bullet"/>
+      <w:lvlText w:val=""/>
+      <w:lvlJc w:val="left"/>
+      <w:pPr>
+        <w:tabs>
+          <w:tab w:val="num" w:pos="2880"/>
+        </w:tabs>
+        <w:ind w:left="2880" w:hanging="360"/>
+      </w:pPr>
+      <w:rPr>
+        <w:rFonts w:ascii="Wingdings" w:hAnsi="Wingdings" w:hint="default"/>
+        <w:sz w:val="20"/>
+      </w:rPr>
+    </w:lvl>
+    <w:lvl w:ilvl="4" w:tentative="1">
+      <w:start w:val="1"/>
+      <w:numFmt w:val="bullet"/>
+      <w:lvlText w:val=""/>
+      <w:lvlJc w:val="left"/>
+      <w:pPr>
+        <w:tabs>
+          <w:tab w:val="num" w:pos="3600"/>
+        </w:tabs>
+        <w:ind w:left="3600" w:hanging="360"/>
+      </w:pPr>
+      <w:rPr>
+        <w:rFonts w:ascii="Wingdings" w:hAnsi="Wingdings" w:hint="default"/>
+        <w:sz w:val="20"/>
+      </w:rPr>
+    </w:lvl>
+    <w:lvl w:ilvl="5" w:tentative="1">
+      <w:start w:val="1"/>
+      <w:numFmt w:val="bullet"/>
+      <w:lvlText w:val=""/>
+      <w:lvlJc w:val="left"/>
+      <w:pPr>
+        <w:tabs>
+          <w:tab w:val="num" w:pos="4320"/>
+        </w:tabs>
+        <w:ind w:left="4320" w:hanging="360"/>
+      </w:pPr>
+      <w:rPr>
+        <w:rFonts w:ascii="Wingdings" w:hAnsi="Wingdings" w:hint="default"/>
+        <w:sz w:val="20"/>
+      </w:rPr>
+    </w:lvl>
+    <w:lvl w:ilvl="6" w:tentative="1">
+      <w:start w:val="1"/>
+      <w:numFmt w:val="bullet"/>
+      <w:lvlText w:val=""/>
+      <w:lvlJc w:val="left"/>
+      <w:pPr>
+        <w:tabs>
+          <w:tab w:val="num" w:pos="5040"/>
+        </w:tabs>
+        <w:ind w:left="5040" w:hanging="360"/>
+      </w:pPr>
+      <w:rPr>
+        <w:rFonts w:ascii="Wingdings" w:hAnsi="Wingdings" w:hint="default"/>
+        <w:sz w:val="20"/>
+      </w:rPr>
+    </w:lvl>
+    <w:lvl w:ilvl="7" w:tentative="1">
+      <w:start w:val="1"/>
+      <w:numFmt w:val="bullet"/>
+      <w:lvlText w:val=""/>
+      <w:lvlJc w:val="left"/>
+      <w:pPr>
+        <w:tabs>
+          <w:tab w:val="num" w:pos="5760"/>
+        </w:tabs>
+        <w:ind w:left="5760" w:hanging="360"/>
+      </w:pPr>
+      <w:rPr>
+        <w:rFonts w:ascii="Wingdings" w:hAnsi="Wingdings" w:hint="default"/>
+        <w:sz w:val="20"/>
+      </w:rPr>
+    </w:lvl>
+    <w:lvl w:ilvl="8" w:tentative="1">
+      <w:start w:val="1"/>
+      <w:numFmt w:val="bullet"/>
+      <w:lvlText w:val=""/>
+      <w:lvlJc w:val="left"/>
+      <w:pPr>
+        <w:tabs>
+          <w:tab w:val="num" w:pos="6480"/>
+        </w:tabs>
+        <w:ind w:left="6480" w:hanging="360"/>
+      </w:pPr>
+      <w:rPr>
+        <w:rFonts w:ascii="Wingdings" w:hAnsi="Wingdings" w:hint="default"/>
+        <w:sz w:val="20"/>
+      </w:rPr>
+    </w:lvl>
+  </w:abstractNum>
+  <w:abstractNum w:abstractNumId="10" w15:restartNumberingAfterBreak="0">
     <w:nsid w:val="12E7661C"/>
     <w:multiLevelType w:val="multilevel"/>
     <w:tmpl w:val="128E5366"/>
@@ -3018,7 +3286,7 @@
       </w:rPr>
     </w:lvl>
   </w:abstractNum>
-  <w:abstractNum w:abstractNumId="10" w15:restartNumberingAfterBreak="0">
+  <w:abstractNum w:abstractNumId="11" w15:restartNumberingAfterBreak="0">
     <w:nsid w:val="131E1F09"/>
     <w:multiLevelType w:val="multilevel"/>
     <w:tmpl w:val="A086DDD4"/>
@@ -3167,7 +3435,7 @@
       </w:rPr>
     </w:lvl>
   </w:abstractNum>
-  <w:abstractNum w:abstractNumId="11" w15:restartNumberingAfterBreak="0">
+  <w:abstractNum w:abstractNumId="12" w15:restartNumberingAfterBreak="0">
     <w:nsid w:val="24E4690E"/>
     <w:multiLevelType w:val="hybridMultilevel"/>
     <w:tmpl w:val="F1E6A5D2"/>
@@ -3259,7 +3527,7 @@
       </w:pPr>
     </w:lvl>
   </w:abstractNum>
-  <w:abstractNum w:abstractNumId="12" w15:restartNumberingAfterBreak="0">
+  <w:abstractNum w:abstractNumId="13" w15:restartNumberingAfterBreak="0">
     <w:nsid w:val="2A7F7578"/>
     <w:multiLevelType w:val="multilevel"/>
     <w:tmpl w:val="854C5C36"/>
@@ -3408,7 +3676,305 @@
       </w:rPr>
     </w:lvl>
   </w:abstractNum>
-  <w:abstractNum w:abstractNumId="13" w15:restartNumberingAfterBreak="0">
+  <w:abstractNum w:abstractNumId="14" w15:restartNumberingAfterBreak="0">
+    <w:nsid w:val="3A3E0FE0"/>
+    <w:multiLevelType w:val="multilevel"/>
+    <w:tmpl w:val="792AB098"/>
+    <w:lvl w:ilvl="0">
+      <w:start w:val="1"/>
+      <w:numFmt w:val="bullet"/>
+      <w:lvlText w:val=""/>
+      <w:lvlJc w:val="left"/>
+      <w:pPr>
+        <w:tabs>
+          <w:tab w:val="num" w:pos="720"/>
+        </w:tabs>
+        <w:ind w:left="720" w:hanging="360"/>
+      </w:pPr>
+      <w:rPr>
+        <w:rFonts w:ascii="Symbol" w:hAnsi="Symbol" w:hint="default"/>
+        <w:sz w:val="20"/>
+      </w:rPr>
+    </w:lvl>
+    <w:lvl w:ilvl="1" w:tentative="1">
+      <w:start w:val="1"/>
+      <w:numFmt w:val="bullet"/>
+      <w:lvlText w:val="o"/>
+      <w:lvlJc w:val="left"/>
+      <w:pPr>
+        <w:tabs>
+          <w:tab w:val="num" w:pos="1440"/>
+        </w:tabs>
+        <w:ind w:left="1440" w:hanging="360"/>
+      </w:pPr>
+      <w:rPr>
+        <w:rFonts w:ascii="Courier New" w:hAnsi="Courier New" w:hint="default"/>
+        <w:sz w:val="20"/>
+      </w:rPr>
+    </w:lvl>
+    <w:lvl w:ilvl="2" w:tentative="1">
+      <w:start w:val="1"/>
+      <w:numFmt w:val="bullet"/>
+      <w:lvlText w:val=""/>
+      <w:lvlJc w:val="left"/>
+      <w:pPr>
+        <w:tabs>
+          <w:tab w:val="num" w:pos="2160"/>
+        </w:tabs>
+        <w:ind w:left="2160" w:hanging="360"/>
+      </w:pPr>
+      <w:rPr>
+        <w:rFonts w:ascii="Wingdings" w:hAnsi="Wingdings" w:hint="default"/>
+        <w:sz w:val="20"/>
+      </w:rPr>
+    </w:lvl>
+    <w:lvl w:ilvl="3" w:tentative="1">
+      <w:start w:val="1"/>
+      <w:numFmt w:val="bullet"/>
+      <w:lvlText w:val=""/>
+      <w:lvlJc w:val="left"/>
+      <w:pPr>
+        <w:tabs>
+          <w:tab w:val="num" w:pos="2880"/>
+        </w:tabs>
+        <w:ind w:left="2880" w:hanging="360"/>
+      </w:pPr>
+      <w:rPr>
+        <w:rFonts w:ascii="Wingdings" w:hAnsi="Wingdings" w:hint="default"/>
+        <w:sz w:val="20"/>
+      </w:rPr>
+    </w:lvl>
+    <w:lvl w:ilvl="4" w:tentative="1">
+      <w:start w:val="1"/>
+      <w:numFmt w:val="bullet"/>
+      <w:lvlText w:val=""/>
+      <w:lvlJc w:val="left"/>
+      <w:pPr>
+        <w:tabs>
+          <w:tab w:val="num" w:pos="3600"/>
+        </w:tabs>
+        <w:ind w:left="3600" w:hanging="360"/>
+      </w:pPr>
+      <w:rPr>
+        <w:rFonts w:ascii="Wingdings" w:hAnsi="Wingdings" w:hint="default"/>
+        <w:sz w:val="20"/>
+      </w:rPr>
+    </w:lvl>
+    <w:lvl w:ilvl="5" w:tentative="1">
+      <w:start w:val="1"/>
+      <w:numFmt w:val="bullet"/>
+      <w:lvlText w:val=""/>
+      <w:lvlJc w:val="left"/>
+      <w:pPr>
+        <w:tabs>
+          <w:tab w:val="num" w:pos="4320"/>
+        </w:tabs>
+        <w:ind w:left="4320" w:hanging="360"/>
+      </w:pPr>
+      <w:rPr>
+        <w:rFonts w:ascii="Wingdings" w:hAnsi="Wingdings" w:hint="default"/>
+        <w:sz w:val="20"/>
+      </w:rPr>
+    </w:lvl>
+    <w:lvl w:ilvl="6" w:tentative="1">
+      <w:start w:val="1"/>
+      <w:numFmt w:val="bullet"/>
+      <w:lvlText w:val=""/>
+      <w:lvlJc w:val="left"/>
+      <w:pPr>
+        <w:tabs>
+          <w:tab w:val="num" w:pos="5040"/>
+        </w:tabs>
+        <w:ind w:left="5040" w:hanging="360"/>
+      </w:pPr>
+      <w:rPr>
+        <w:rFonts w:ascii="Wingdings" w:hAnsi="Wingdings" w:hint="default"/>
+        <w:sz w:val="20"/>
+      </w:rPr>
+    </w:lvl>
+    <w:lvl w:ilvl="7" w:tentative="1">
+      <w:start w:val="1"/>
+      <w:numFmt w:val="bullet"/>
+      <w:lvlText w:val=""/>
+      <w:lvlJc w:val="left"/>
+      <w:pPr>
+        <w:tabs>
+          <w:tab w:val="num" w:pos="5760"/>
+        </w:tabs>
+        <w:ind w:left="5760" w:hanging="360"/>
+      </w:pPr>
+      <w:rPr>
+        <w:rFonts w:ascii="Wingdings" w:hAnsi="Wingdings" w:hint="default"/>
+        <w:sz w:val="20"/>
+      </w:rPr>
+    </w:lvl>
+    <w:lvl w:ilvl="8" w:tentative="1">
+      <w:start w:val="1"/>
+      <w:numFmt w:val="bullet"/>
+      <w:lvlText w:val=""/>
+      <w:lvlJc w:val="left"/>
+      <w:pPr>
+        <w:tabs>
+          <w:tab w:val="num" w:pos="6480"/>
+        </w:tabs>
+        <w:ind w:left="6480" w:hanging="360"/>
+      </w:pPr>
+      <w:rPr>
+        <w:rFonts w:ascii="Wingdings" w:hAnsi="Wingdings" w:hint="default"/>
+        <w:sz w:val="20"/>
+      </w:rPr>
+    </w:lvl>
+  </w:abstractNum>
+  <w:abstractNum w:abstractNumId="15" w15:restartNumberingAfterBreak="0">
+    <w:nsid w:val="41855EC0"/>
+    <w:multiLevelType w:val="multilevel"/>
+    <w:tmpl w:val="7C5C4384"/>
+    <w:lvl w:ilvl="0">
+      <w:start w:val="1"/>
+      <w:numFmt w:val="bullet"/>
+      <w:lvlText w:val=""/>
+      <w:lvlJc w:val="left"/>
+      <w:pPr>
+        <w:tabs>
+          <w:tab w:val="num" w:pos="720"/>
+        </w:tabs>
+        <w:ind w:left="720" w:hanging="360"/>
+      </w:pPr>
+      <w:rPr>
+        <w:rFonts w:ascii="Symbol" w:hAnsi="Symbol" w:hint="default"/>
+        <w:sz w:val="20"/>
+      </w:rPr>
+    </w:lvl>
+    <w:lvl w:ilvl="1" w:tentative="1">
+      <w:start w:val="1"/>
+      <w:numFmt w:val="bullet"/>
+      <w:lvlText w:val="o"/>
+      <w:lvlJc w:val="left"/>
+      <w:pPr>
+        <w:tabs>
+          <w:tab w:val="num" w:pos="1440"/>
+        </w:tabs>
+        <w:ind w:left="1440" w:hanging="360"/>
+      </w:pPr>
+      <w:rPr>
+        <w:rFonts w:ascii="Courier New" w:hAnsi="Courier New" w:hint="default"/>
+        <w:sz w:val="20"/>
+      </w:rPr>
+    </w:lvl>
+    <w:lvl w:ilvl="2" w:tentative="1">
+      <w:start w:val="1"/>
+      <w:numFmt w:val="bullet"/>
+      <w:lvlText w:val=""/>
+      <w:lvlJc w:val="left"/>
+      <w:pPr>
+        <w:tabs>
+          <w:tab w:val="num" w:pos="2160"/>
+        </w:tabs>
+        <w:ind w:left="2160" w:hanging="360"/>
+      </w:pPr>
+      <w:rPr>
+        <w:rFonts w:ascii="Wingdings" w:hAnsi="Wingdings" w:hint="default"/>
+        <w:sz w:val="20"/>
+      </w:rPr>
+    </w:lvl>
+    <w:lvl w:ilvl="3" w:tentative="1">
+      <w:start w:val="1"/>
+      <w:numFmt w:val="bullet"/>
+      <w:lvlText w:val=""/>
+      <w:lvlJc w:val="left"/>
+      <w:pPr>
+        <w:tabs>
+          <w:tab w:val="num" w:pos="2880"/>
+        </w:tabs>
+        <w:ind w:left="2880" w:hanging="360"/>
+      </w:pPr>
+      <w:rPr>
+        <w:rFonts w:ascii="Wingdings" w:hAnsi="Wingdings" w:hint="default"/>
+        <w:sz w:val="20"/>
+      </w:rPr>
+    </w:lvl>
+    <w:lvl w:ilvl="4" w:tentative="1">
+      <w:start w:val="1"/>
+      <w:numFmt w:val="bullet"/>
+      <w:lvlText w:val=""/>
+      <w:lvlJc w:val="left"/>
+      <w:pPr>
+        <w:tabs>
+          <w:tab w:val="num" w:pos="3600"/>
+        </w:tabs>
+        <w:ind w:left="3600" w:hanging="360"/>
+      </w:pPr>
+      <w:rPr>
+        <w:rFonts w:ascii="Wingdings" w:hAnsi="Wingdings" w:hint="default"/>
+        <w:sz w:val="20"/>
+      </w:rPr>
+    </w:lvl>
+    <w:lvl w:ilvl="5" w:tentative="1">
+      <w:start w:val="1"/>
+      <w:numFmt w:val="bullet"/>
+      <w:lvlText w:val=""/>
+      <w:lvlJc w:val="left"/>
+      <w:pPr>
+        <w:tabs>
+          <w:tab w:val="num" w:pos="4320"/>
+        </w:tabs>
+        <w:ind w:left="4320" w:hanging="360"/>
+      </w:pPr>
+      <w:rPr>
+        <w:rFonts w:ascii="Wingdings" w:hAnsi="Wingdings" w:hint="default"/>
+        <w:sz w:val="20"/>
+      </w:rPr>
+    </w:lvl>
+    <w:lvl w:ilvl="6" w:tentative="1">
+      <w:start w:val="1"/>
+      <w:numFmt w:val="bullet"/>
+      <w:lvlText w:val=""/>
+      <w:lvlJc w:val="left"/>
+      <w:pPr>
+        <w:tabs>
+          <w:tab w:val="num" w:pos="5040"/>
+        </w:tabs>
+        <w:ind w:left="5040" w:hanging="360"/>
+      </w:pPr>
+      <w:rPr>
+        <w:rFonts w:ascii="Wingdings" w:hAnsi="Wingdings" w:hint="default"/>
+        <w:sz w:val="20"/>
+      </w:rPr>
+    </w:lvl>
+    <w:lvl w:ilvl="7" w:tentative="1">
+      <w:start w:val="1"/>
+      <w:numFmt w:val="bullet"/>
+      <w:lvlText w:val=""/>
+      <w:lvlJc w:val="left"/>
+      <w:pPr>
+        <w:tabs>
+          <w:tab w:val="num" w:pos="5760"/>
+        </w:tabs>
+        <w:ind w:left="5760" w:hanging="360"/>
+      </w:pPr>
+      <w:rPr>
+        <w:rFonts w:ascii="Wingdings" w:hAnsi="Wingdings" w:hint="default"/>
+        <w:sz w:val="20"/>
+      </w:rPr>
+    </w:lvl>
+    <w:lvl w:ilvl="8" w:tentative="1">
+      <w:start w:val="1"/>
+      <w:numFmt w:val="bullet"/>
+      <w:lvlText w:val=""/>
+      <w:lvlJc w:val="left"/>
+      <w:pPr>
+        <w:tabs>
+          <w:tab w:val="num" w:pos="6480"/>
+        </w:tabs>
+        <w:ind w:left="6480" w:hanging="360"/>
+      </w:pPr>
+      <w:rPr>
+        <w:rFonts w:ascii="Wingdings" w:hAnsi="Wingdings" w:hint="default"/>
+        <w:sz w:val="20"/>
+      </w:rPr>
+    </w:lvl>
+  </w:abstractNum>
+  <w:abstractNum w:abstractNumId="16" w15:restartNumberingAfterBreak="0">
     <w:nsid w:val="44BD4A80"/>
     <w:multiLevelType w:val="hybridMultilevel"/>
     <w:tmpl w:val="DDEAF370"/>
@@ -3500,7 +4066,156 @@
       </w:pPr>
     </w:lvl>
   </w:abstractNum>
-  <w:abstractNum w:abstractNumId="14" w15:restartNumberingAfterBreak="0">
+  <w:abstractNum w:abstractNumId="17" w15:restartNumberingAfterBreak="0">
+    <w:nsid w:val="4C824D23"/>
+    <w:multiLevelType w:val="multilevel"/>
+    <w:tmpl w:val="EABA769A"/>
+    <w:lvl w:ilvl="0">
+      <w:start w:val="1"/>
+      <w:numFmt w:val="bullet"/>
+      <w:lvlText w:val=""/>
+      <w:lvlJc w:val="left"/>
+      <w:pPr>
+        <w:tabs>
+          <w:tab w:val="num" w:pos="720"/>
+        </w:tabs>
+        <w:ind w:left="720" w:hanging="360"/>
+      </w:pPr>
+      <w:rPr>
+        <w:rFonts w:ascii="Symbol" w:hAnsi="Symbol" w:hint="default"/>
+        <w:sz w:val="20"/>
+      </w:rPr>
+    </w:lvl>
+    <w:lvl w:ilvl="1" w:tentative="1">
+      <w:start w:val="1"/>
+      <w:numFmt w:val="bullet"/>
+      <w:lvlText w:val="o"/>
+      <w:lvlJc w:val="left"/>
+      <w:pPr>
+        <w:tabs>
+          <w:tab w:val="num" w:pos="1440"/>
+        </w:tabs>
+        <w:ind w:left="1440" w:hanging="360"/>
+      </w:pPr>
+      <w:rPr>
+        <w:rFonts w:ascii="Courier New" w:hAnsi="Courier New" w:hint="default"/>
+        <w:sz w:val="20"/>
+      </w:rPr>
+    </w:lvl>
+    <w:lvl w:ilvl="2" w:tentative="1">
+      <w:start w:val="1"/>
+      <w:numFmt w:val="bullet"/>
+      <w:lvlText w:val=""/>
+      <w:lvlJc w:val="left"/>
+      <w:pPr>
+        <w:tabs>
+          <w:tab w:val="num" w:pos="2160"/>
+        </w:tabs>
+        <w:ind w:left="2160" w:hanging="360"/>
+      </w:pPr>
+      <w:rPr>
+        <w:rFonts w:ascii="Wingdings" w:hAnsi="Wingdings" w:hint="default"/>
+        <w:sz w:val="20"/>
+      </w:rPr>
+    </w:lvl>
+    <w:lvl w:ilvl="3" w:tentative="1">
+      <w:start w:val="1"/>
+      <w:numFmt w:val="bullet"/>
+      <w:lvlText w:val=""/>
+      <w:lvlJc w:val="left"/>
+      <w:pPr>
+        <w:tabs>
+          <w:tab w:val="num" w:pos="2880"/>
+        </w:tabs>
+        <w:ind w:left="2880" w:hanging="360"/>
+      </w:pPr>
+      <w:rPr>
+        <w:rFonts w:ascii="Wingdings" w:hAnsi="Wingdings" w:hint="default"/>
+        <w:sz w:val="20"/>
+      </w:rPr>
+    </w:lvl>
+    <w:lvl w:ilvl="4" w:tentative="1">
+      <w:start w:val="1"/>
+      <w:numFmt w:val="bullet"/>
+      <w:lvlText w:val=""/>
+      <w:lvlJc w:val="left"/>
+      <w:pPr>
+        <w:tabs>
+          <w:tab w:val="num" w:pos="3600"/>
+        </w:tabs>
+        <w:ind w:left="3600" w:hanging="360"/>
+      </w:pPr>
+      <w:rPr>
+        <w:rFonts w:ascii="Wingdings" w:hAnsi="Wingdings" w:hint="default"/>
+        <w:sz w:val="20"/>
+      </w:rPr>
+    </w:lvl>
+    <w:lvl w:ilvl="5" w:tentative="1">
+      <w:start w:val="1"/>
+      <w:numFmt w:val="bullet"/>
+      <w:lvlText w:val=""/>
+      <w:lvlJc w:val="left"/>
+      <w:pPr>
+        <w:tabs>
+          <w:tab w:val="num" w:pos="4320"/>
+        </w:tabs>
+        <w:ind w:left="4320" w:hanging="360"/>
+      </w:pPr>
+      <w:rPr>
+        <w:rFonts w:ascii="Wingdings" w:hAnsi="Wingdings" w:hint="default"/>
+        <w:sz w:val="20"/>
+      </w:rPr>
+    </w:lvl>
+    <w:lvl w:ilvl="6" w:tentative="1">
+      <w:start w:val="1"/>
+      <w:numFmt w:val="bullet"/>
+      <w:lvlText w:val=""/>
+      <w:lvlJc w:val="left"/>
+      <w:pPr>
+        <w:tabs>
+          <w:tab w:val="num" w:pos="5040"/>
+        </w:tabs>
+        <w:ind w:left="5040" w:hanging="360"/>
+      </w:pPr>
+      <w:rPr>
+        <w:rFonts w:ascii="Wingdings" w:hAnsi="Wingdings" w:hint="default"/>
+        <w:sz w:val="20"/>
+      </w:rPr>
+    </w:lvl>
+    <w:lvl w:ilvl="7" w:tentative="1">
+      <w:start w:val="1"/>
+      <w:numFmt w:val="bullet"/>
+      <w:lvlText w:val=""/>
+      <w:lvlJc w:val="left"/>
+      <w:pPr>
+        <w:tabs>
+          <w:tab w:val="num" w:pos="5760"/>
+        </w:tabs>
+        <w:ind w:left="5760" w:hanging="360"/>
+      </w:pPr>
+      <w:rPr>
+        <w:rFonts w:ascii="Wingdings" w:hAnsi="Wingdings" w:hint="default"/>
+        <w:sz w:val="20"/>
+      </w:rPr>
+    </w:lvl>
+    <w:lvl w:ilvl="8" w:tentative="1">
+      <w:start w:val="1"/>
+      <w:numFmt w:val="bullet"/>
+      <w:lvlText w:val=""/>
+      <w:lvlJc w:val="left"/>
+      <w:pPr>
+        <w:tabs>
+          <w:tab w:val="num" w:pos="6480"/>
+        </w:tabs>
+        <w:ind w:left="6480" w:hanging="360"/>
+      </w:pPr>
+      <w:rPr>
+        <w:rFonts w:ascii="Wingdings" w:hAnsi="Wingdings" w:hint="default"/>
+        <w:sz w:val="20"/>
+      </w:rPr>
+    </w:lvl>
+  </w:abstractNum>
+  <w:abstractNum w:abstractNumId="18" w15:restartNumberingAfterBreak="0">
     <w:nsid w:val="6F294812"/>
     <w:multiLevelType w:val="multilevel"/>
     <w:tmpl w:val="414681A2"/>
@@ -3649,7 +4364,7 @@
       </w:rPr>
     </w:lvl>
   </w:abstractNum>
-  <w:abstractNum w:abstractNumId="15" w15:restartNumberingAfterBreak="0">
+  <w:abstractNum w:abstractNumId="19" w15:restartNumberingAfterBreak="0">
     <w:nsid w:val="7BDE366D"/>
     <w:multiLevelType w:val="multilevel"/>
     <w:tmpl w:val="804EB430"/>
@@ -3826,25 +4541,37 @@
     <w:abstractNumId w:val="0"/>
   </w:num>
   <w:num w:numId="10" w16cid:durableId="1520781299">
+    <w:abstractNumId w:val="16"/>
+  </w:num>
+  <w:num w:numId="11" w16cid:durableId="602227324">
+    <w:abstractNumId w:val="12"/>
+  </w:num>
+  <w:num w:numId="12" w16cid:durableId="90972999">
+    <w:abstractNumId w:val="19"/>
+  </w:num>
+  <w:num w:numId="13" w16cid:durableId="1404596615">
+    <w:abstractNumId w:val="11"/>
+  </w:num>
+  <w:num w:numId="14" w16cid:durableId="1747650120">
+    <w:abstractNumId w:val="10"/>
+  </w:num>
+  <w:num w:numId="15" w16cid:durableId="23211953">
     <w:abstractNumId w:val="13"/>
   </w:num>
-  <w:num w:numId="11" w16cid:durableId="602227324">
-    <w:abstractNumId w:val="11"/>
+  <w:num w:numId="16" w16cid:durableId="1423725291">
+    <w:abstractNumId w:val="18"/>
   </w:num>
-  <w:num w:numId="12" w16cid:durableId="90972999">
-    <w:abstractNumId w:val="15"/>
+  <w:num w:numId="17" w16cid:durableId="713580854">
+    <w:abstractNumId w:val="17"/>
   </w:num>
-  <w:num w:numId="13" w16cid:durableId="1404596615">
-    <w:abstractNumId w:val="10"/>
-  </w:num>
-  <w:num w:numId="14" w16cid:durableId="1747650120">
+  <w:num w:numId="18" w16cid:durableId="1809081211">
     <w:abstractNumId w:val="9"/>
   </w:num>
-  <w:num w:numId="15" w16cid:durableId="23211953">
-    <w:abstractNumId w:val="12"/>
+  <w:num w:numId="19" w16cid:durableId="791677609">
+    <w:abstractNumId w:val="14"/>
   </w:num>
-  <w:num w:numId="16" w16cid:durableId="1423725291">
-    <w:abstractNumId w:val="14"/>
+  <w:num w:numId="20" w16cid:durableId="1143154131">
+    <w:abstractNumId w:val="15"/>
   </w:num>
 </w:numbering>
 </file>

--- a/Reports/Project_Progress_and_Change_Log_Template.docx
+++ b/Reports/Project_Progress_and_Change_Log_Template.docx
@@ -1,6 +1,6 @@
 
 <file path=word/document.xml><?xml version="1.0" encoding="utf-8"?>
-<w:document xmlns:wpc="http://schemas.microsoft.com/office/word/2010/wordprocessingCanvas" xmlns:cx="http://schemas.microsoft.com/office/drawing/2014/chartex" xmlns:cx1="http://schemas.microsoft.com/office/drawing/2015/9/8/chartex" xmlns:cx2="http://schemas.microsoft.com/office/drawing/2015/10/21/chartex" xmlns:cx3="http://schemas.microsoft.com/office/drawing/2016/5/9/chartex" xmlns:cx4="http://schemas.microsoft.com/office/drawing/2016/5/10/chartex" xmlns:cx5="http://schemas.microsoft.com/office/drawing/2016/5/11/chartex" xmlns:cx6="http://schemas.microsoft.com/office/drawing/2016/5/12/chartex" xmlns:cx7="http://schemas.microsoft.com/office/drawing/2016/5/13/chartex" xmlns:cx8="http://schemas.microsoft.com/office/drawing/2016/5/14/chartex" xmlns:mc="http://schemas.openxmlformats.org/markup-compatibility/2006" xmlns:aink="http://schemas.microsoft.com/office/drawing/2016/ink" xmlns:am3d="http://schemas.microsoft.com/office/drawing/2017/model3d" xmlns:o="urn:schemas-microsoft-com:office:office" xmlns:oel="http://schemas.microsoft.com/office/2019/extlst" xmlns:r="http://schemas.openxmlformats.org/officeDocument/2006/relationships" xmlns:m="http://schemas.openxmlformats.org/officeDocument/2006/math" xmlns:v="urn:schemas-microsoft-com:vml" xmlns:wp14="http://schemas.microsoft.com/office/word/2010/wordprocessingDrawing" xmlns:wp="http://schemas.openxmlformats.org/drawingml/2006/wordprocessingDrawing" xmlns:w10="urn:schemas-microsoft-com:office:word" xmlns:w="http://schemas.openxmlformats.org/wordprocessingml/2006/main" xmlns:w14="http://schemas.microsoft.com/office/word/2010/wordml" xmlns:w15="http://schemas.microsoft.com/office/word/2012/wordml" xmlns:w16cex="http://schemas.microsoft.com/office/word/2018/wordml/cex" xmlns:w16cid="http://schemas.microsoft.com/office/word/2016/wordml/cid" xmlns:w16="http://schemas.microsoft.com/office/word/2018/wordml" xmlns:w16du="http://schemas.microsoft.com/office/word/2023/wordml/word16du" xmlns:w16sdtdh="http://schemas.microsoft.com/office/word/2020/wordml/sdtdatahash" xmlns:w16sdtfl="http://schemas.microsoft.com/office/word/2024/wordml/sdtformatlock" xmlns:w16se="http://schemas.microsoft.com/office/word/2015/wordml/symex" xmlns:wpg="http://schemas.microsoft.com/office/word/2010/wordprocessingGroup" xmlns:wpi="http://schemas.microsoft.com/office/word/2010/wordprocessingInk" xmlns:wne="http://schemas.microsoft.com/office/word/2006/wordml" xmlns:wps="http://schemas.microsoft.com/office/word/2010/wordprocessingShape" mc:Ignorable="w14 w15 w16se w16cid w16 w16cex w16sdtdh w16sdtfl w16du wp14">
+<w:document xmlns:wpc="http://schemas.microsoft.com/office/word/2010/wordprocessingCanvas" xmlns:cx="http://schemas.microsoft.com/office/drawing/2014/chartex" xmlns:cx1="http://schemas.microsoft.com/office/drawing/2015/9/8/chartex" xmlns:cx2="http://schemas.microsoft.com/office/drawing/2015/10/21/chartex" xmlns:cx3="http://schemas.microsoft.com/office/drawing/2016/5/9/chartex" xmlns:cx4="http://schemas.microsoft.com/office/drawing/2016/5/10/chartex" xmlns:cx5="http://schemas.microsoft.com/office/drawing/2016/5/11/chartex" xmlns:cx6="http://schemas.microsoft.com/office/drawing/2016/5/12/chartex" xmlns:cx7="http://schemas.microsoft.com/office/drawing/2016/5/13/chartex" xmlns:cx8="http://schemas.microsoft.com/office/drawing/2016/5/14/chartex" xmlns:mc="http://schemas.openxmlformats.org/markup-compatibility/2006" xmlns:aink="http://schemas.microsoft.com/office/drawing/2016/ink" xmlns:am3d="http://schemas.microsoft.com/office/drawing/2017/model3d" xmlns:o="urn:schemas-microsoft-com:office:office" xmlns:oel="http://schemas.microsoft.com/office/2019/extlst" xmlns:r="http://schemas.openxmlformats.org/officeDocument/2006/relationships" xmlns:m="http://schemas.openxmlformats.org/officeDocument/2006/math" xmlns:v="urn:schemas-microsoft-com:vml" xmlns:wp14="http://schemas.microsoft.com/office/word/2010/wordprocessingDrawing" xmlns:wp="http://schemas.openxmlformats.org/drawingml/2006/wordprocessingDrawing" xmlns:w10="urn:schemas-microsoft-com:office:word" xmlns:w="http://schemas.openxmlformats.org/wordprocessingml/2006/main" xmlns:w14="http://schemas.microsoft.com/office/word/2010/wordml" xmlns:w15="http://schemas.microsoft.com/office/word/2012/wordml" xmlns:w16cex="http://schemas.microsoft.com/office/word/2018/wordml/cex" xmlns:w16cid="http://schemas.microsoft.com/office/word/2016/wordml/cid" xmlns:w16="http://schemas.microsoft.com/office/word/2018/wordml" xmlns:w16sdtdh="http://schemas.microsoft.com/office/word/2020/wordml/sdtdatahash" xmlns:w16se="http://schemas.microsoft.com/office/word/2015/wordml/symex" xmlns:wpg="http://schemas.microsoft.com/office/word/2010/wordprocessingGroup" xmlns:wpi="http://schemas.microsoft.com/office/word/2010/wordprocessingInk" xmlns:wne="http://schemas.microsoft.com/office/word/2006/wordml" xmlns:wps="http://schemas.microsoft.com/office/word/2010/wordprocessingShape" mc:Ignorable="w14 w15 w16se w16cid w16 w16cex w16sdtdh wp14">
   <w:body>
     <w:p>
       <w:pPr>
@@ -547,6 +547,9 @@
             <w:r>
               <w:t>l</w:t>
             </w:r>
+            <w:r>
+              <w:t>, traffic data collection, and logging. Implemented intersection nodes and adaptive signal controllers. Successfully extracted traffic metrics such as vehicle count, waiting time, queue length, and average speed.</w:t>
+            </w:r>
           </w:p>
         </w:tc>
         <w:tc>
@@ -563,7 +566,7 @@
           <w:p>
             <w:r>
               <w:lastRenderedPageBreak/>
-              <w:t>In Progress</w:t>
+              <w:t>completed</w:t>
             </w:r>
           </w:p>
         </w:tc>
@@ -988,7 +991,11 @@
               <w:spacing w:after="160" w:line="278" w:lineRule="auto"/>
             </w:pPr>
             <w:r>
-              <w:t xml:space="preserve">Conducted a literature review of key research papers related to Federated Learning and cooperative intelligent transportation systems. </w:t>
+              <w:t xml:space="preserve">Conducted a literature review of key research papers related to Federated Learning and cooperative </w:t>
+            </w:r>
+            <w:r>
+              <w:lastRenderedPageBreak/>
+              <w:t xml:space="preserve">intelligent transportation systems. </w:t>
             </w:r>
           </w:p>
           <w:p>
@@ -1024,7 +1031,6 @@
               <w:spacing w:after="160" w:line="278" w:lineRule="auto"/>
             </w:pPr>
             <w:r>
-              <w:lastRenderedPageBreak/>
               <w:t xml:space="preserve">Completed the building of </w:t>
             </w:r>
             <w:r>
@@ -1492,6 +1498,7 @@
               <w:rPr>
                 <w:b/>
               </w:rPr>
+              <w:lastRenderedPageBreak/>
               <w:t>Work completed</w:t>
             </w:r>
           </w:p>
@@ -1541,6 +1548,63 @@
               <w:t xml:space="preserve">Implemented scripts to collect traffic metrics including vehicle count, queue length, waiting time, and average speed. </w:t>
             </w:r>
           </w:p>
+          <w:p>
+            <w:pPr>
+              <w:spacing w:after="160" w:line="278" w:lineRule="auto"/>
+            </w:pPr>
+          </w:p>
+          <w:p>
+            <w:pPr>
+              <w:numPr>
+                <w:ilvl w:val="0"/>
+                <w:numId w:val="18"/>
+              </w:numPr>
+            </w:pPr>
+            <w:r>
+              <w:t>Developed multiple traffic scenarios representing normal traffic conditions and congested traffic</w:t>
+            </w:r>
+            <w:r>
+              <w:rPr>
+                <w:b/>
+                <w:bCs/>
+              </w:rPr>
+              <w:t xml:space="preserve"> </w:t>
+            </w:r>
+            <w:r>
+              <w:t xml:space="preserve">conditions. </w:t>
+            </w:r>
+          </w:p>
+          <w:p>
+            <w:pPr>
+              <w:numPr>
+                <w:ilvl w:val="0"/>
+                <w:numId w:val="18"/>
+              </w:numPr>
+            </w:pPr>
+            <w:r>
+              <w:t xml:space="preserve">Automated the storage of collected traffic data into structured CSV files for future machine learning experiments. </w:t>
+            </w:r>
+          </w:p>
+          <w:p>
+            <w:pPr>
+              <w:numPr>
+                <w:ilvl w:val="0"/>
+                <w:numId w:val="18"/>
+              </w:numPr>
+            </w:pPr>
+            <w:r>
+              <w:t xml:space="preserve">Verified the correctness of collected traffic statistics by comparing simulation outputs with expected traffic behavior. </w:t>
+            </w:r>
+          </w:p>
+          <w:p>
+            <w:pPr>
+              <w:numPr>
+                <w:ilvl w:val="0"/>
+                <w:numId w:val="18"/>
+              </w:numPr>
+              <w:spacing w:after="160" w:line="278" w:lineRule="auto"/>
+            </w:pPr>
+          </w:p>
           <w:p/>
         </w:tc>
       </w:tr>
@@ -1565,7 +1629,6 @@
               <w:rPr>
                 <w:b/>
               </w:rPr>
-              <w:lastRenderedPageBreak/>
               <w:t>Key outputs produced</w:t>
             </w:r>
           </w:p>
@@ -1583,9 +1646,61 @@
           </w:tcPr>
           <w:p>
             <w:r>
+              <w:t xml:space="preserve">   </w:t>
+            </w:r>
+          </w:p>
+          <w:p>
+            <w:pPr>
+              <w:numPr>
+                <w:ilvl w:val="0"/>
+                <w:numId w:val="20"/>
+              </w:numPr>
+            </w:pPr>
+            <w:r>
+              <w:t xml:space="preserve">Traffic metric collection scripts. </w:t>
+            </w:r>
+          </w:p>
+          <w:p/>
+          <w:p>
+            <w:pPr>
+              <w:numPr>
+                <w:ilvl w:val="0"/>
+                <w:numId w:val="20"/>
+              </w:numPr>
+            </w:pPr>
+            <w:r>
               <w:t>Functional SUMO-TraCI integration</w:t>
             </w:r>
           </w:p>
+          <w:p>
+            <w:pPr>
+              <w:ind w:left="720"/>
+            </w:pPr>
+          </w:p>
+          <w:p>
+            <w:pPr>
+              <w:numPr>
+                <w:ilvl w:val="0"/>
+                <w:numId w:val="20"/>
+              </w:numPr>
+            </w:pPr>
+            <w:r>
+              <w:t>Traffic datasets generated from simulation runs.</w:t>
+            </w:r>
+          </w:p>
+          <w:p/>
+          <w:p>
+            <w:pPr>
+              <w:numPr>
+                <w:ilvl w:val="0"/>
+                <w:numId w:val="20"/>
+              </w:numPr>
+            </w:pPr>
+            <w:r>
+              <w:t xml:space="preserve">Scenario configuration files. </w:t>
+            </w:r>
+          </w:p>
+          <w:p/>
         </w:tc>
       </w:tr>
       <w:tr>
@@ -1636,6 +1751,17 @@
               <w:t xml:space="preserve">Initial synchronization challenges between SUMO simulation steps and Python-based data collection scripts. </w:t>
             </w:r>
           </w:p>
+          <w:p>
+            <w:pPr>
+              <w:numPr>
+                <w:ilvl w:val="0"/>
+                <w:numId w:val="19"/>
+              </w:numPr>
+            </w:pPr>
+            <w:r>
+              <w:t xml:space="preserve">Required additional testing to ensure accurate data extraction during simulation execution. </w:t>
+            </w:r>
+          </w:p>
           <w:p/>
         </w:tc>
       </w:tr>
@@ -1676,10 +1802,17 @@
             <w:vAlign w:val="center"/>
           </w:tcPr>
           <w:p>
+            <w:pPr>
+              <w:numPr>
+                <w:ilvl w:val="0"/>
+                <w:numId w:val="21"/>
+              </w:numPr>
+            </w:pPr>
             <w:r>
-              <w:t>NA</w:t>
+              <w:t xml:space="preserve">Expanded the traffic metric collection process to include additional traffic indicators for future model development. </w:t>
             </w:r>
           </w:p>
+          <w:p/>
         </w:tc>
       </w:tr>
       <w:tr>
@@ -1720,7 +1853,7 @@
           </w:tcPr>
           <w:p>
             <w:r>
-              <w:t>[Insert concise notes here]</w:t>
+              <w:t>For Better Improvement</w:t>
             </w:r>
           </w:p>
         </w:tc>
@@ -2435,7 +2568,6 @@
               <w:rPr>
                 <w:b/>
               </w:rPr>
-              <w:lastRenderedPageBreak/>
               <w:t>Next steps</w:t>
             </w:r>
           </w:p>
@@ -2772,6 +2904,7 @@
               <w:rPr>
                 <w:b/>
               </w:rPr>
+              <w:lastRenderedPageBreak/>
               <w:t>Next steps</w:t>
             </w:r>
           </w:p>
@@ -2816,7 +2949,7 @@
 </file>
 
 <file path=word/numbering.xml><?xml version="1.0" encoding="utf-8"?>
-<w:numbering xmlns:wpc="http://schemas.microsoft.com/office/word/2010/wordprocessingCanvas" xmlns:cx="http://schemas.microsoft.com/office/drawing/2014/chartex" xmlns:cx1="http://schemas.microsoft.com/office/drawing/2015/9/8/chartex" xmlns:cx2="http://schemas.microsoft.com/office/drawing/2015/10/21/chartex" xmlns:cx3="http://schemas.microsoft.com/office/drawing/2016/5/9/chartex" xmlns:cx4="http://schemas.microsoft.com/office/drawing/2016/5/10/chartex" xmlns:cx5="http://schemas.microsoft.com/office/drawing/2016/5/11/chartex" xmlns:cx6="http://schemas.microsoft.com/office/drawing/2016/5/12/chartex" xmlns:cx7="http://schemas.microsoft.com/office/drawing/2016/5/13/chartex" xmlns:cx8="http://schemas.microsoft.com/office/drawing/2016/5/14/chartex" xmlns:mc="http://schemas.openxmlformats.org/markup-compatibility/2006" xmlns:aink="http://schemas.microsoft.com/office/drawing/2016/ink" xmlns:am3d="http://schemas.microsoft.com/office/drawing/2017/model3d" xmlns:o="urn:schemas-microsoft-com:office:office" xmlns:oel="http://schemas.microsoft.com/office/2019/extlst" xmlns:r="http://schemas.openxmlformats.org/officeDocument/2006/relationships" xmlns:m="http://schemas.openxmlformats.org/officeDocument/2006/math" xmlns:v="urn:schemas-microsoft-com:vml" xmlns:wp14="http://schemas.microsoft.com/office/word/2010/wordprocessingDrawing" xmlns:wp="http://schemas.openxmlformats.org/drawingml/2006/wordprocessingDrawing" xmlns:w10="urn:schemas-microsoft-com:office:word" xmlns:w="http://schemas.openxmlformats.org/wordprocessingml/2006/main" xmlns:w14="http://schemas.microsoft.com/office/word/2010/wordml" xmlns:w15="http://schemas.microsoft.com/office/word/2012/wordml" xmlns:w16cex="http://schemas.microsoft.com/office/word/2018/wordml/cex" xmlns:w16cid="http://schemas.microsoft.com/office/word/2016/wordml/cid" xmlns:w16="http://schemas.microsoft.com/office/word/2018/wordml" xmlns:w16du="http://schemas.microsoft.com/office/word/2023/wordml/word16du" xmlns:w16sdtdh="http://schemas.microsoft.com/office/word/2020/wordml/sdtdatahash" xmlns:w16sdtfl="http://schemas.microsoft.com/office/word/2024/wordml/sdtformatlock" xmlns:w16se="http://schemas.microsoft.com/office/word/2015/wordml/symex" xmlns:wpg="http://schemas.microsoft.com/office/word/2010/wordprocessingGroup" xmlns:wpi="http://schemas.microsoft.com/office/word/2010/wordprocessingInk" xmlns:wne="http://schemas.microsoft.com/office/word/2006/wordml" xmlns:wps="http://schemas.microsoft.com/office/word/2010/wordprocessingShape" mc:Ignorable="w14 w15 w16se w16cid w16 w16cex w16sdtdh w16sdtfl w16du wp14">
+<w:numbering xmlns:wpc="http://schemas.microsoft.com/office/word/2010/wordprocessingCanvas" xmlns:cx="http://schemas.microsoft.com/office/drawing/2014/chartex" xmlns:cx1="http://schemas.microsoft.com/office/drawing/2015/9/8/chartex" xmlns:cx2="http://schemas.microsoft.com/office/drawing/2015/10/21/chartex" xmlns:cx3="http://schemas.microsoft.com/office/drawing/2016/5/9/chartex" xmlns:cx4="http://schemas.microsoft.com/office/drawing/2016/5/10/chartex" xmlns:cx5="http://schemas.microsoft.com/office/drawing/2016/5/11/chartex" xmlns:cx6="http://schemas.microsoft.com/office/drawing/2016/5/12/chartex" xmlns:cx7="http://schemas.microsoft.com/office/drawing/2016/5/13/chartex" xmlns:cx8="http://schemas.microsoft.com/office/drawing/2016/5/14/chartex" xmlns:mc="http://schemas.openxmlformats.org/markup-compatibility/2006" xmlns:aink="http://schemas.microsoft.com/office/drawing/2016/ink" xmlns:am3d="http://schemas.microsoft.com/office/drawing/2017/model3d" xmlns:o="urn:schemas-microsoft-com:office:office" xmlns:oel="http://schemas.microsoft.com/office/2019/extlst" xmlns:r="http://schemas.openxmlformats.org/officeDocument/2006/relationships" xmlns:m="http://schemas.openxmlformats.org/officeDocument/2006/math" xmlns:v="urn:schemas-microsoft-com:vml" xmlns:wp14="http://schemas.microsoft.com/office/word/2010/wordprocessingDrawing" xmlns:wp="http://schemas.openxmlformats.org/drawingml/2006/wordprocessingDrawing" xmlns:w10="urn:schemas-microsoft-com:office:word" xmlns:w="http://schemas.openxmlformats.org/wordprocessingml/2006/main" xmlns:w14="http://schemas.microsoft.com/office/word/2010/wordml" xmlns:w15="http://schemas.microsoft.com/office/word/2012/wordml" xmlns:w16cex="http://schemas.microsoft.com/office/word/2018/wordml/cex" xmlns:w16cid="http://schemas.microsoft.com/office/word/2016/wordml/cid" xmlns:w16="http://schemas.microsoft.com/office/word/2018/wordml" xmlns:w16sdtdh="http://schemas.microsoft.com/office/word/2020/wordml/sdtdatahash" xmlns:w16se="http://schemas.microsoft.com/office/word/2015/wordml/symex" xmlns:wpg="http://schemas.microsoft.com/office/word/2010/wordprocessingGroup" xmlns:wpi="http://schemas.microsoft.com/office/word/2010/wordprocessingInk" xmlns:wne="http://schemas.microsoft.com/office/word/2006/wordml" xmlns:wps="http://schemas.microsoft.com/office/word/2010/wordprocessingShape" mc:Ignorable="w14 w15 w16se w16cid w16 w16cex w16sdtdh wp14">
   <w:abstractNum w:abstractNumId="0" w15:restartNumberingAfterBreak="0">
     <w:nsid w:val="FFFFFF7C"/>
     <w:multiLevelType w:val="singleLevel"/>
@@ -3528,6 +3661,155 @@
     </w:lvl>
   </w:abstractNum>
   <w:abstractNum w:abstractNumId="13" w15:restartNumberingAfterBreak="0">
+    <w:nsid w:val="253F0A6E"/>
+    <w:multiLevelType w:val="multilevel"/>
+    <w:tmpl w:val="9E92D532"/>
+    <w:lvl w:ilvl="0">
+      <w:start w:val="1"/>
+      <w:numFmt w:val="bullet"/>
+      <w:lvlText w:val=""/>
+      <w:lvlJc w:val="left"/>
+      <w:pPr>
+        <w:tabs>
+          <w:tab w:val="num" w:pos="720"/>
+        </w:tabs>
+        <w:ind w:left="720" w:hanging="360"/>
+      </w:pPr>
+      <w:rPr>
+        <w:rFonts w:ascii="Symbol" w:hAnsi="Symbol" w:hint="default"/>
+        <w:sz w:val="20"/>
+      </w:rPr>
+    </w:lvl>
+    <w:lvl w:ilvl="1" w:tentative="1">
+      <w:start w:val="1"/>
+      <w:numFmt w:val="bullet"/>
+      <w:lvlText w:val="o"/>
+      <w:lvlJc w:val="left"/>
+      <w:pPr>
+        <w:tabs>
+          <w:tab w:val="num" w:pos="1440"/>
+        </w:tabs>
+        <w:ind w:left="1440" w:hanging="360"/>
+      </w:pPr>
+      <w:rPr>
+        <w:rFonts w:ascii="Courier New" w:hAnsi="Courier New" w:hint="default"/>
+        <w:sz w:val="20"/>
+      </w:rPr>
+    </w:lvl>
+    <w:lvl w:ilvl="2" w:tentative="1">
+      <w:start w:val="1"/>
+      <w:numFmt w:val="bullet"/>
+      <w:lvlText w:val=""/>
+      <w:lvlJc w:val="left"/>
+      <w:pPr>
+        <w:tabs>
+          <w:tab w:val="num" w:pos="2160"/>
+        </w:tabs>
+        <w:ind w:left="2160" w:hanging="360"/>
+      </w:pPr>
+      <w:rPr>
+        <w:rFonts w:ascii="Wingdings" w:hAnsi="Wingdings" w:hint="default"/>
+        <w:sz w:val="20"/>
+      </w:rPr>
+    </w:lvl>
+    <w:lvl w:ilvl="3" w:tentative="1">
+      <w:start w:val="1"/>
+      <w:numFmt w:val="bullet"/>
+      <w:lvlText w:val=""/>
+      <w:lvlJc w:val="left"/>
+      <w:pPr>
+        <w:tabs>
+          <w:tab w:val="num" w:pos="2880"/>
+        </w:tabs>
+        <w:ind w:left="2880" w:hanging="360"/>
+      </w:pPr>
+      <w:rPr>
+        <w:rFonts w:ascii="Wingdings" w:hAnsi="Wingdings" w:hint="default"/>
+        <w:sz w:val="20"/>
+      </w:rPr>
+    </w:lvl>
+    <w:lvl w:ilvl="4" w:tentative="1">
+      <w:start w:val="1"/>
+      <w:numFmt w:val="bullet"/>
+      <w:lvlText w:val=""/>
+      <w:lvlJc w:val="left"/>
+      <w:pPr>
+        <w:tabs>
+          <w:tab w:val="num" w:pos="3600"/>
+        </w:tabs>
+        <w:ind w:left="3600" w:hanging="360"/>
+      </w:pPr>
+      <w:rPr>
+        <w:rFonts w:ascii="Wingdings" w:hAnsi="Wingdings" w:hint="default"/>
+        <w:sz w:val="20"/>
+      </w:rPr>
+    </w:lvl>
+    <w:lvl w:ilvl="5" w:tentative="1">
+      <w:start w:val="1"/>
+      <w:numFmt w:val="bullet"/>
+      <w:lvlText w:val=""/>
+      <w:lvlJc w:val="left"/>
+      <w:pPr>
+        <w:tabs>
+          <w:tab w:val="num" w:pos="4320"/>
+        </w:tabs>
+        <w:ind w:left="4320" w:hanging="360"/>
+      </w:pPr>
+      <w:rPr>
+        <w:rFonts w:ascii="Wingdings" w:hAnsi="Wingdings" w:hint="default"/>
+        <w:sz w:val="20"/>
+      </w:rPr>
+    </w:lvl>
+    <w:lvl w:ilvl="6" w:tentative="1">
+      <w:start w:val="1"/>
+      <w:numFmt w:val="bullet"/>
+      <w:lvlText w:val=""/>
+      <w:lvlJc w:val="left"/>
+      <w:pPr>
+        <w:tabs>
+          <w:tab w:val="num" w:pos="5040"/>
+        </w:tabs>
+        <w:ind w:left="5040" w:hanging="360"/>
+      </w:pPr>
+      <w:rPr>
+        <w:rFonts w:ascii="Wingdings" w:hAnsi="Wingdings" w:hint="default"/>
+        <w:sz w:val="20"/>
+      </w:rPr>
+    </w:lvl>
+    <w:lvl w:ilvl="7" w:tentative="1">
+      <w:start w:val="1"/>
+      <w:numFmt w:val="bullet"/>
+      <w:lvlText w:val=""/>
+      <w:lvlJc w:val="left"/>
+      <w:pPr>
+        <w:tabs>
+          <w:tab w:val="num" w:pos="5760"/>
+        </w:tabs>
+        <w:ind w:left="5760" w:hanging="360"/>
+      </w:pPr>
+      <w:rPr>
+        <w:rFonts w:ascii="Wingdings" w:hAnsi="Wingdings" w:hint="default"/>
+        <w:sz w:val="20"/>
+      </w:rPr>
+    </w:lvl>
+    <w:lvl w:ilvl="8" w:tentative="1">
+      <w:start w:val="1"/>
+      <w:numFmt w:val="bullet"/>
+      <w:lvlText w:val=""/>
+      <w:lvlJc w:val="left"/>
+      <w:pPr>
+        <w:tabs>
+          <w:tab w:val="num" w:pos="6480"/>
+        </w:tabs>
+        <w:ind w:left="6480" w:hanging="360"/>
+      </w:pPr>
+      <w:rPr>
+        <w:rFonts w:ascii="Wingdings" w:hAnsi="Wingdings" w:hint="default"/>
+        <w:sz w:val="20"/>
+      </w:rPr>
+    </w:lvl>
+  </w:abstractNum>
+  <w:abstractNum w:abstractNumId="14" w15:restartNumberingAfterBreak="0">
     <w:nsid w:val="2A7F7578"/>
     <w:multiLevelType w:val="multilevel"/>
     <w:tmpl w:val="854C5C36"/>
@@ -3676,7 +3958,7 @@
       </w:rPr>
     </w:lvl>
   </w:abstractNum>
-  <w:abstractNum w:abstractNumId="14" w15:restartNumberingAfterBreak="0">
+  <w:abstractNum w:abstractNumId="15" w15:restartNumberingAfterBreak="0">
     <w:nsid w:val="3A3E0FE0"/>
     <w:multiLevelType w:val="multilevel"/>
     <w:tmpl w:val="792AB098"/>
@@ -3825,7 +4107,7 @@
       </w:rPr>
     </w:lvl>
   </w:abstractNum>
-  <w:abstractNum w:abstractNumId="15" w15:restartNumberingAfterBreak="0">
+  <w:abstractNum w:abstractNumId="16" w15:restartNumberingAfterBreak="0">
     <w:nsid w:val="41855EC0"/>
     <w:multiLevelType w:val="multilevel"/>
     <w:tmpl w:val="7C5C4384"/>
@@ -3974,7 +4256,7 @@
       </w:rPr>
     </w:lvl>
   </w:abstractNum>
-  <w:abstractNum w:abstractNumId="16" w15:restartNumberingAfterBreak="0">
+  <w:abstractNum w:abstractNumId="17" w15:restartNumberingAfterBreak="0">
     <w:nsid w:val="44BD4A80"/>
     <w:multiLevelType w:val="hybridMultilevel"/>
     <w:tmpl w:val="DDEAF370"/>
@@ -4066,7 +4348,7 @@
       </w:pPr>
     </w:lvl>
   </w:abstractNum>
-  <w:abstractNum w:abstractNumId="17" w15:restartNumberingAfterBreak="0">
+  <w:abstractNum w:abstractNumId="18" w15:restartNumberingAfterBreak="0">
     <w:nsid w:val="4C824D23"/>
     <w:multiLevelType w:val="multilevel"/>
     <w:tmpl w:val="EABA769A"/>
@@ -4215,7 +4497,7 @@
       </w:rPr>
     </w:lvl>
   </w:abstractNum>
-  <w:abstractNum w:abstractNumId="18" w15:restartNumberingAfterBreak="0">
+  <w:abstractNum w:abstractNumId="19" w15:restartNumberingAfterBreak="0">
     <w:nsid w:val="6F294812"/>
     <w:multiLevelType w:val="multilevel"/>
     <w:tmpl w:val="414681A2"/>
@@ -4364,7 +4646,7 @@
       </w:rPr>
     </w:lvl>
   </w:abstractNum>
-  <w:abstractNum w:abstractNumId="19" w15:restartNumberingAfterBreak="0">
+  <w:abstractNum w:abstractNumId="20" w15:restartNumberingAfterBreak="0">
     <w:nsid w:val="7BDE366D"/>
     <w:multiLevelType w:val="multilevel"/>
     <w:tmpl w:val="804EB430"/>
@@ -4541,13 +4823,13 @@
     <w:abstractNumId w:val="0"/>
   </w:num>
   <w:num w:numId="10" w16cid:durableId="1520781299">
-    <w:abstractNumId w:val="16"/>
+    <w:abstractNumId w:val="17"/>
   </w:num>
   <w:num w:numId="11" w16cid:durableId="602227324">
     <w:abstractNumId w:val="12"/>
   </w:num>
   <w:num w:numId="12" w16cid:durableId="90972999">
-    <w:abstractNumId w:val="19"/>
+    <w:abstractNumId w:val="20"/>
   </w:num>
   <w:num w:numId="13" w16cid:durableId="1404596615">
     <w:abstractNumId w:val="11"/>
@@ -4556,28 +4838,31 @@
     <w:abstractNumId w:val="10"/>
   </w:num>
   <w:num w:numId="15" w16cid:durableId="23211953">
-    <w:abstractNumId w:val="13"/>
+    <w:abstractNumId w:val="14"/>
   </w:num>
   <w:num w:numId="16" w16cid:durableId="1423725291">
-    <w:abstractNumId w:val="18"/>
+    <w:abstractNumId w:val="19"/>
   </w:num>
   <w:num w:numId="17" w16cid:durableId="713580854">
-    <w:abstractNumId w:val="17"/>
+    <w:abstractNumId w:val="18"/>
   </w:num>
   <w:num w:numId="18" w16cid:durableId="1809081211">
     <w:abstractNumId w:val="9"/>
   </w:num>
   <w:num w:numId="19" w16cid:durableId="791677609">
-    <w:abstractNumId w:val="14"/>
+    <w:abstractNumId w:val="15"/>
   </w:num>
   <w:num w:numId="20" w16cid:durableId="1143154131">
-    <w:abstractNumId w:val="15"/>
+    <w:abstractNumId w:val="16"/>
+  </w:num>
+  <w:num w:numId="21" w16cid:durableId="870067751">
+    <w:abstractNumId w:val="13"/>
   </w:num>
 </w:numbering>
 </file>
 
 <file path=word/styles.xml><?xml version="1.0" encoding="utf-8"?>
-<w:styles xmlns:mc="http://schemas.openxmlformats.org/markup-compatibility/2006" xmlns:r="http://schemas.openxmlformats.org/officeDocument/2006/relationships" xmlns:w="http://schemas.openxmlformats.org/wordprocessingml/2006/main" xmlns:w14="http://schemas.microsoft.com/office/word/2010/wordml" xmlns:w15="http://schemas.microsoft.com/office/word/2012/wordml" xmlns:w16cex="http://schemas.microsoft.com/office/word/2018/wordml/cex" xmlns:w16cid="http://schemas.microsoft.com/office/word/2016/wordml/cid" xmlns:w16="http://schemas.microsoft.com/office/word/2018/wordml" xmlns:w16du="http://schemas.microsoft.com/office/word/2023/wordml/word16du" xmlns:w16sdtdh="http://schemas.microsoft.com/office/word/2020/wordml/sdtdatahash" xmlns:w16sdtfl="http://schemas.microsoft.com/office/word/2024/wordml/sdtformatlock" xmlns:w16se="http://schemas.microsoft.com/office/word/2015/wordml/symex" mc:Ignorable="w14 w15 w16se w16cid w16 w16cex w16sdtdh w16sdtfl w16du">
+<w:styles xmlns:mc="http://schemas.openxmlformats.org/markup-compatibility/2006" xmlns:r="http://schemas.openxmlformats.org/officeDocument/2006/relationships" xmlns:w="http://schemas.openxmlformats.org/wordprocessingml/2006/main" xmlns:w14="http://schemas.microsoft.com/office/word/2010/wordml" xmlns:w15="http://schemas.microsoft.com/office/word/2012/wordml" xmlns:w16cex="http://schemas.microsoft.com/office/word/2018/wordml/cex" xmlns:w16cid="http://schemas.microsoft.com/office/word/2016/wordml/cid" xmlns:w16="http://schemas.microsoft.com/office/word/2018/wordml" xmlns:w16sdtdh="http://schemas.microsoft.com/office/word/2020/wordml/sdtdatahash" xmlns:w16se="http://schemas.microsoft.com/office/word/2015/wordml/symex" mc:Ignorable="w14 w15 w16se w16cid w16 w16cex w16sdtdh">
   <w:docDefaults>
     <w:rPrDefault>
       <w:rPr>
